--- a/k3s-init/我的k3s_部屬.docx
+++ b/k3s-init/我的k3s_部屬.docx
@@ -225,8 +225,6 @@
         <w:t xml:space="preserve">前端的 .env 包版前 API 呼叫 已經改為 https://192.168.10.200/api 了</w:t>
       </w:r>
       <w:r/>
-      <w:r/>
-      <w:r/>
     </w:p>
     <w:p>
       <w:pPr>
@@ -257,11 +255,9 @@
         <w:ind/>
         <w:rPr/>
       </w:pPr>
-      <w:r/>
       <w:r>
         <w:t xml:space="preserve">1. 我想要在這3台上分別架設後端+前端程式</w:t>
       </w:r>
-      <w:r/>
       <w:r/>
     </w:p>
     <w:p>
@@ -287,6 +283,14 @@
         <w:t xml:space="preserve">且 API 呼叫 https://192.168.10.200 時 , 能正確存取到後端的API</w:t>
       </w:r>
       <w:r/>
+    </w:p>
+    <w:p>
+      <w:pPr>
+        <w:pBdr/>
+        <w:spacing/>
+        <w:ind/>
+        <w:rPr/>
+      </w:pPr>
       <w:r/>
       <w:r/>
     </w:p>
@@ -299,7 +303,6 @@
       </w:pPr>
       <w:r/>
       <w:r/>
-      <w:r/>
     </w:p>
     <w:p>
       <w:pPr>
@@ -308,18 +311,6 @@
         <w:ind/>
         <w:rPr/>
       </w:pPr>
-      <w:r/>
-      <w:r/>
-      <w:r/>
-    </w:p>
-    <w:p>
-      <w:pPr>
-        <w:pBdr/>
-        <w:spacing/>
-        <w:ind/>
-        <w:rPr/>
-      </w:pPr>
-      <w:r/>
       <w:r/>
       <w:r/>
     </w:p>
@@ -2984,16 +2975,6 @@
               <w:ind/>
               <w:rPr/>
             </w:pPr>
-            <w:r/>
-            <w:r/>
-          </w:p>
-          <w:p>
-            <w:pPr>
-              <w:pBdr/>
-              <w:spacing/>
-              <w:ind/>
-              <w:rPr/>
-            </w:pPr>
             <w:r>
               <w:t xml:space="preserve">metadata:</w:t>
             </w:r>
@@ -3030,16 +3011,6 @@
               <w:ind/>
               <w:rPr/>
             </w:pPr>
-            <w:r/>
-            <w:r/>
-          </w:p>
-          <w:p>
-            <w:pPr>
-              <w:pBdr/>
-              <w:spacing/>
-              <w:ind/>
-              <w:rPr/>
-            </w:pPr>
             <w:r>
               <w:t xml:space="preserve">spec:</w:t>
             </w:r>
@@ -3064,7 +3035,33 @@
               <w:ind/>
               <w:rPr/>
             </w:pPr>
+            <w:r>
+              <w:t xml:space="preserve">  # 建議加上這個，避免更新時 3 台機器擠不下</w:t>
+            </w:r>
             <w:r/>
+          </w:p>
+          <w:p>
+            <w:pPr>
+              <w:pBdr/>
+              <w:spacing/>
+              <w:ind/>
+              <w:rPr/>
+            </w:pPr>
+            <w:r>
+              <w:t xml:space="preserve">  strategy:</w:t>
+            </w:r>
+            <w:r/>
+          </w:p>
+          <w:p>
+            <w:pPr>
+              <w:pBdr/>
+              <w:spacing/>
+              <w:ind/>
+              <w:rPr/>
+            </w:pPr>
+            <w:r>
+              <w:t xml:space="preserve">    type: Recreate </w:t>
+            </w:r>
             <w:r/>
           </w:p>
           <w:p>
@@ -3101,16 +3098,6 @@
             <w:r>
               <w:t xml:space="preserve">      app: qifu4-backend</w:t>
             </w:r>
-            <w:r/>
-          </w:p>
-          <w:p>
-            <w:pPr>
-              <w:pBdr/>
-              <w:spacing/>
-              <w:ind/>
-              <w:rPr/>
-            </w:pPr>
-            <w:r/>
             <w:r/>
           </w:p>
           <w:p>
@@ -3168,29 +3155,9 @@
               <w:ind/>
               <w:rPr/>
             </w:pPr>
-            <w:r/>
-            <w:r/>
-          </w:p>
-          <w:p>
-            <w:pPr>
-              <w:pBdr/>
-              <w:spacing/>
-              <w:ind/>
-              <w:rPr/>
-            </w:pPr>
             <w:r>
               <w:t xml:space="preserve">    spec:</w:t>
             </w:r>
-            <w:r/>
-          </w:p>
-          <w:p>
-            <w:pPr>
-              <w:pBdr/>
-              <w:spacing/>
-              <w:ind/>
-              <w:rPr/>
-            </w:pPr>
-            <w:r/>
             <w:r/>
           </w:p>
           <w:p>
@@ -3225,7 +3192,7 @@
               <w:rPr/>
             </w:pPr>
             <w:r>
-              <w:t xml:space="preserve">          requiredDuringSchedulingIgnoredDuringExecution:</w:t>
+              <w:t xml:space="preserve">          # 使用 preferred 模式</w:t>
             </w:r>
             <w:r/>
           </w:p>
@@ -3237,7 +3204,7 @@
               <w:rPr/>
             </w:pPr>
             <w:r>
-              <w:t xml:space="preserve">          - labelSelector:</w:t>
+              <w:t xml:space="preserve">          preferredDuringSchedulingIgnoredDuringExecution:</w:t>
             </w:r>
             <w:r/>
           </w:p>
@@ -3249,7 +3216,7 @@
               <w:rPr/>
             </w:pPr>
             <w:r>
-              <w:t xml:space="preserve">              matchExpressions:</w:t>
+              <w:t xml:space="preserve">          - weight: 100</w:t>
             </w:r>
             <w:r/>
           </w:p>
@@ -3261,7 +3228,7 @@
               <w:rPr/>
             </w:pPr>
             <w:r>
-              <w:t xml:space="preserve">              - key: app</w:t>
+              <w:t xml:space="preserve">            podAffinityTerm:</w:t>
             </w:r>
             <w:r/>
           </w:p>
@@ -3273,7 +3240,7 @@
               <w:rPr/>
             </w:pPr>
             <w:r>
-              <w:t xml:space="preserve">                operator: In</w:t>
+              <w:t xml:space="preserve">              labelSelector:</w:t>
             </w:r>
             <w:r/>
           </w:p>
@@ -3285,7 +3252,7 @@
               <w:rPr/>
             </w:pPr>
             <w:r>
-              <w:t xml:space="preserve">                values:</w:t>
+              <w:t xml:space="preserve">                matchExpressions:</w:t>
             </w:r>
             <w:r/>
           </w:p>
@@ -3297,7 +3264,7 @@
               <w:rPr/>
             </w:pPr>
             <w:r>
-              <w:t xml:space="preserve">                - qifu4-backend</w:t>
+              <w:t xml:space="preserve">                - key: app</w:t>
             </w:r>
             <w:r/>
           </w:p>
@@ -3308,7 +3275,9 @@
               <w:ind/>
               <w:rPr/>
             </w:pPr>
-            <w:r/>
+            <w:r>
+              <w:t xml:space="preserve">                  operator: In</w:t>
+            </w:r>
             <w:r/>
           </w:p>
           <w:p>
@@ -3319,7 +3288,7 @@
               <w:rPr/>
             </w:pPr>
             <w:r>
-              <w:t xml:space="preserve">            topologyKey: kubernetes.io/hostname</w:t>
+              <w:t xml:space="preserve">                  values:</w:t>
             </w:r>
             <w:r/>
           </w:p>
@@ -3330,7 +3299,21 @@
               <w:ind/>
               <w:rPr/>
             </w:pPr>
+            <w:r>
+              <w:t xml:space="preserve">                  - qifu4-backend</w:t>
+            </w:r>
             <w:r/>
+          </w:p>
+          <w:p>
+            <w:pPr>
+              <w:pBdr/>
+              <w:spacing/>
+              <w:ind/>
+              <w:rPr/>
+            </w:pPr>
+            <w:r>
+              <w:t xml:space="preserve">              topologyKey: kubernetes.io/hostname</w:t>
+            </w:r>
             <w:r/>
           </w:p>
           <w:p>
@@ -3364,29 +3347,9 @@
               <w:ind/>
               <w:rPr/>
             </w:pPr>
-            <w:r/>
-            <w:r/>
-          </w:p>
-          <w:p>
-            <w:pPr>
-              <w:pBdr/>
-              <w:spacing/>
-              <w:ind/>
-              <w:rPr/>
-            </w:pPr>
             <w:r>
-              <w:t xml:space="preserve">        image: 192.168.10.99/qifu4-backend-app:0.0.4</w:t>
+              <w:t xml:space="preserve">        image: 192.168.10.99:5000/qifu4-backend-app:0.0.4</w:t>
             </w:r>
-            <w:r/>
-          </w:p>
-          <w:p>
-            <w:pPr>
-              <w:pBdr/>
-              <w:spacing/>
-              <w:ind/>
-              <w:rPr/>
-            </w:pPr>
-            <w:r/>
             <w:r/>
           </w:p>
           <w:p>
@@ -3399,16 +3362,6 @@
             <w:r>
               <w:t xml:space="preserve">        imagePullPolicy: Always</w:t>
             </w:r>
-            <w:r/>
-          </w:p>
-          <w:p>
-            <w:pPr>
-              <w:pBdr/>
-              <w:spacing/>
-              <w:ind/>
-              <w:rPr/>
-            </w:pPr>
-            <w:r/>
             <w:r/>
           </w:p>
           <w:p>
@@ -3433,16 +3386,6 @@
             <w:r>
               <w:t xml:space="preserve">        - containerPort: 8088</w:t>
             </w:r>
-            <w:r/>
-          </w:p>
-          <w:p>
-            <w:pPr>
-              <w:pBdr/>
-              <w:spacing/>
-              <w:ind/>
-              <w:rPr/>
-            </w:pPr>
-            <w:r/>
             <w:r/>
           </w:p>
           <w:p>
@@ -3488,7 +3431,21 @@
               <w:ind/>
               <w:rPr/>
             </w:pPr>
+            <w:r>
+              <w:t xml:space="preserve">        - name: QIFU_JWT_SECRET</w:t>
+            </w:r>
             <w:r/>
+          </w:p>
+          <w:p>
+            <w:pPr>
+              <w:pBdr/>
+              <w:spacing/>
+              <w:ind/>
+              <w:rPr/>
+            </w:pPr>
+            <w:r>
+              <w:t xml:space="preserve">          value: "qifu4_production_secret_key_change_me_12345"</w:t>
+            </w:r>
             <w:r/>
           </w:p>
           <w:p>
@@ -3546,16 +3503,6 @@
               <w:ind/>
               <w:rPr/>
             </w:pPr>
-            <w:r/>
-            <w:r/>
-          </w:p>
-          <w:p>
-            <w:pPr>
-              <w:pBdr/>
-              <w:spacing/>
-              <w:ind/>
-              <w:rPr/>
-            </w:pPr>
             <w:r>
               <w:t xml:space="preserve">          limits:</w:t>
             </w:r>
@@ -3592,16 +3539,6 @@
               <w:ind/>
               <w:rPr/>
             </w:pPr>
-            <w:r/>
-            <w:r/>
-          </w:p>
-          <w:p>
-            <w:pPr>
-              <w:pBdr/>
-              <w:spacing/>
-              <w:ind/>
-              <w:rPr/>
-            </w:pPr>
             <w:r>
               <w:t xml:space="preserve">        readinessProbe:</w:t>
             </w:r>
@@ -3615,101 +3552,7 @@
               <w:rPr/>
             </w:pPr>
             <w:r>
-              <w:t xml:space="preserve">          httpGet:</w:t>
-            </w:r>
-            <w:r/>
-          </w:p>
-          <w:p>
-            <w:pPr>
-              <w:pBdr/>
-              <w:spacing/>
-              <w:ind/>
-              <w:rPr/>
-            </w:pPr>
-            <w:r>
-              <w:t xml:space="preserve">            path: /actuator/health</w:t>
-            </w:r>
-            <w:r/>
-          </w:p>
-          <w:p>
-            <w:pPr>
-              <w:pBdr/>
-              <w:spacing/>
-              <w:ind/>
-              <w:rPr/>
-            </w:pPr>
-            <w:r>
-              <w:t xml:space="preserve">            port: 8088</w:t>
-            </w:r>
-            <w:r/>
-          </w:p>
-          <w:p>
-            <w:pPr>
-              <w:pBdr/>
-              <w:spacing/>
-              <w:ind/>
-              <w:rPr/>
-            </w:pPr>
-            <w:r>
-              <w:t xml:space="preserve">          initialDelaySeconds: 20</w:t>
-            </w:r>
-            <w:r/>
-          </w:p>
-          <w:p>
-            <w:pPr>
-              <w:pBdr/>
-              <w:spacing/>
-              <w:ind/>
-              <w:rPr/>
-            </w:pPr>
-            <w:r>
-              <w:t xml:space="preserve">          periodSeconds: 10</w:t>
-            </w:r>
-            <w:r/>
-          </w:p>
-          <w:p>
-            <w:pPr>
-              <w:pBdr/>
-              <w:spacing/>
-              <w:ind/>
-              <w:rPr/>
-            </w:pPr>
-            <w:r/>
-            <w:r/>
-          </w:p>
-          <w:p>
-            <w:pPr>
-              <w:pBdr/>
-              <w:spacing/>
-              <w:ind/>
-              <w:rPr/>
-            </w:pPr>
-            <w:r>
-              <w:t xml:space="preserve">        livenessProbe:</w:t>
-            </w:r>
-            <w:r/>
-          </w:p>
-          <w:p>
-            <w:pPr>
-              <w:pBdr/>
-              <w:spacing/>
-              <w:ind/>
-              <w:rPr/>
-            </w:pPr>
-            <w:r>
-              <w:t xml:space="preserve">          httpGet:</w:t>
-            </w:r>
-            <w:r/>
-          </w:p>
-          <w:p>
-            <w:pPr>
-              <w:pBdr/>
-              <w:spacing/>
-              <w:ind/>
-              <w:rPr/>
-            </w:pPr>
-            <w:r>
-              <w:t xml:space="preserve">            path: /actuator/health</w:t>
+              <w:t xml:space="preserve">          tcpSocket:</w:t>
             </w:r>
             <w:r/>
           </w:p>
@@ -3745,8 +3588,82 @@
               <w:rPr/>
             </w:pPr>
             <w:r>
+              <w:t xml:space="preserve">          periodSeconds: 10</w:t>
+            </w:r>
+            <w:r/>
+          </w:p>
+          <w:p>
+            <w:pPr>
+              <w:pBdr/>
+              <w:spacing/>
+              <w:ind/>
+              <w:rPr/>
+            </w:pPr>
+            <w:r>
+              <w:t xml:space="preserve">          failureThreshold: 6</w:t>
+            </w:r>
+            <w:r/>
+          </w:p>
+          <w:p>
+            <w:pPr>
+              <w:pBdr/>
+              <w:spacing/>
+              <w:ind/>
+              <w:rPr/>
+            </w:pPr>
+            <w:r>
+              <w:t xml:space="preserve">        livenessProbe:</w:t>
+            </w:r>
+            <w:r/>
+          </w:p>
+          <w:p>
+            <w:pPr>
+              <w:pBdr/>
+              <w:spacing/>
+              <w:ind/>
+              <w:rPr/>
+            </w:pPr>
+            <w:r>
+              <w:t xml:space="preserve">          tcpSocket:</w:t>
+            </w:r>
+            <w:r/>
+          </w:p>
+          <w:p>
+            <w:pPr>
+              <w:pBdr/>
+              <w:spacing/>
+              <w:ind/>
+              <w:rPr/>
+            </w:pPr>
+            <w:r>
+              <w:t xml:space="preserve">            port: 8088</w:t>
+            </w:r>
+            <w:r/>
+          </w:p>
+          <w:p>
+            <w:pPr>
+              <w:pBdr/>
+              <w:spacing/>
+              <w:ind/>
+              <w:rPr/>
+            </w:pPr>
+            <w:r>
+              <w:t xml:space="preserve">          initialDelaySeconds: 150</w:t>
+            </w:r>
+            <w:r/>
+          </w:p>
+          <w:p>
+            <w:pPr>
+              <w:pBdr/>
+              <w:spacing/>
+              <w:ind/>
+              <w:rPr/>
+            </w:pPr>
+            <w:r>
               <w:t xml:space="preserve">          periodSeconds: 20</w:t>
             </w:r>
+            <w:r/>
+            <w:r/>
             <w:r/>
           </w:p>
         </w:tc>
@@ -3926,9 +3843,6 @@
               <w:rPr/>
             </w:pPr>
             <w:r>
-              <w:rPr>
-                <w:highlight w:val="none"/>
-              </w:rPr>
               <w:t xml:space="preserve">apiVersion: v1</w:t>
             </w:r>
             <w:r/>
@@ -3941,9 +3855,6 @@
               <w:rPr/>
             </w:pPr>
             <w:r>
-              <w:rPr>
-                <w:highlight w:val="none"/>
-              </w:rPr>
               <w:t xml:space="preserve">kind: Service</w:t>
             </w:r>
             <w:r/>
@@ -3956,23 +3867,6 @@
               <w:rPr/>
             </w:pPr>
             <w:r>
-              <w:rPr>
-                <w:highlight w:val="none"/>
-              </w:rPr>
-            </w:r>
-            <w:r/>
-          </w:p>
-          <w:p>
-            <w:pPr>
-              <w:pBdr/>
-              <w:spacing/>
-              <w:ind/>
-              <w:rPr/>
-            </w:pPr>
-            <w:r>
-              <w:rPr>
-                <w:highlight w:val="none"/>
-              </w:rPr>
               <w:t xml:space="preserve">metadata:</w:t>
             </w:r>
             <w:r/>
@@ -3985,9 +3879,6 @@
               <w:rPr/>
             </w:pPr>
             <w:r>
-              <w:rPr>
-                <w:highlight w:val="none"/>
-              </w:rPr>
               <w:t xml:space="preserve">  name: qifu4-backend-service</w:t>
             </w:r>
             <w:r/>
@@ -4000,9 +3891,6 @@
               <w:rPr/>
             </w:pPr>
             <w:r>
-              <w:rPr>
-                <w:highlight w:val="none"/>
-              </w:rPr>
               <w:t xml:space="preserve">  namespace: qifu4</w:t>
             </w:r>
             <w:r/>
@@ -4015,9 +3903,7 @@
               <w:rPr/>
             </w:pPr>
             <w:r>
-              <w:rPr>
-                <w:highlight w:val="none"/>
-              </w:rPr>
+              <w:t xml:space="preserve">  # 這裡乾乾淨淨，絕對不放任何有毒的 middlewares 標籤！</w:t>
             </w:r>
             <w:r/>
           </w:p>
@@ -4029,9 +3915,6 @@
               <w:rPr/>
             </w:pPr>
             <w:r>
-              <w:rPr>
-                <w:highlight w:val="none"/>
-              </w:rPr>
               <w:t xml:space="preserve">spec:</w:t>
             </w:r>
             <w:r/>
@@ -4044,9 +3927,6 @@
               <w:rPr/>
             </w:pPr>
             <w:r>
-              <w:rPr>
-                <w:highlight w:val="none"/>
-              </w:rPr>
               <w:t xml:space="preserve">  selector:</w:t>
             </w:r>
             <w:r/>
@@ -4059,9 +3939,6 @@
               <w:rPr/>
             </w:pPr>
             <w:r>
-              <w:rPr>
-                <w:highlight w:val="none"/>
-              </w:rPr>
               <w:t xml:space="preserve">    app: qifu4-backend</w:t>
             </w:r>
             <w:r/>
@@ -4074,23 +3951,6 @@
               <w:rPr/>
             </w:pPr>
             <w:r>
-              <w:rPr>
-                <w:highlight w:val="none"/>
-              </w:rPr>
-            </w:r>
-            <w:r/>
-          </w:p>
-          <w:p>
-            <w:pPr>
-              <w:pBdr/>
-              <w:spacing/>
-              <w:ind/>
-              <w:rPr/>
-            </w:pPr>
-            <w:r>
-              <w:rPr>
-                <w:highlight w:val="none"/>
-              </w:rPr>
               <w:t xml:space="preserve">  ports:</w:t>
             </w:r>
             <w:r/>
@@ -4103,9 +3963,6 @@
               <w:rPr/>
             </w:pPr>
             <w:r>
-              <w:rPr>
-                <w:highlight w:val="none"/>
-              </w:rPr>
               <w:t xml:space="preserve">  - port: 8088</w:t>
             </w:r>
             <w:r/>
@@ -4118,9 +3975,6 @@
               <w:rPr/>
             </w:pPr>
             <w:r>
-              <w:rPr>
-                <w:highlight w:val="none"/>
-              </w:rPr>
               <w:t xml:space="preserve">    targetPort: 8088</w:t>
             </w:r>
             <w:r/>
@@ -4133,37 +3987,11 @@
               <w:rPr/>
             </w:pPr>
             <w:r>
-              <w:rPr>
-                <w:highlight w:val="none"/>
-              </w:rPr>
+              <w:t xml:space="preserve">  type: ClusterIP</w:t>
             </w:r>
             <w:r/>
-          </w:p>
-          <w:p>
-            <w:pPr>
-              <w:pBdr/>
-              <w:spacing/>
-              <w:ind/>
-              <w:rPr>
-                <w:highlight w:val="none"/>
-              </w:rPr>
-            </w:pPr>
-            <w:r>
-              <w:rPr>
-                <w:highlight w:val="none"/>
-              </w:rPr>
-              <w:t xml:space="preserve">  type: ClusterIP</w:t>
-            </w:r>
-            <w:r>
-              <w:rPr>
-                <w:highlight w:val="none"/>
-              </w:rPr>
-            </w:r>
-            <w:r>
-              <w:rPr>
-                <w:highlight w:val="none"/>
-              </w:rPr>
-            </w:r>
+            <w:r/>
+            <w:r/>
           </w:p>
         </w:tc>
       </w:tr>
@@ -4343,9 +4171,6 @@
               <w:rPr/>
             </w:pPr>
             <w:r>
-              <w:rPr>
-                <w:highlight w:val="none"/>
-              </w:rPr>
               <w:t xml:space="preserve">apiVersion: apps/v1</w:t>
             </w:r>
             <w:r/>
@@ -4358,9 +4183,6 @@
               <w:rPr/>
             </w:pPr>
             <w:r>
-              <w:rPr>
-                <w:highlight w:val="none"/>
-              </w:rPr>
               <w:t xml:space="preserve">kind: Deployment</w:t>
             </w:r>
             <w:r/>
@@ -4373,23 +4195,6 @@
               <w:rPr/>
             </w:pPr>
             <w:r>
-              <w:rPr>
-                <w:highlight w:val="none"/>
-              </w:rPr>
-            </w:r>
-            <w:r/>
-          </w:p>
-          <w:p>
-            <w:pPr>
-              <w:pBdr/>
-              <w:spacing/>
-              <w:ind/>
-              <w:rPr/>
-            </w:pPr>
-            <w:r>
-              <w:rPr>
-                <w:highlight w:val="none"/>
-              </w:rPr>
               <w:t xml:space="preserve">metadata:</w:t>
             </w:r>
             <w:r/>
@@ -4402,9 +4207,6 @@
               <w:rPr/>
             </w:pPr>
             <w:r>
-              <w:rPr>
-                <w:highlight w:val="none"/>
-              </w:rPr>
               <w:t xml:space="preserve">  name: qifu4-frontend</w:t>
             </w:r>
             <w:r/>
@@ -4417,9 +4219,6 @@
               <w:rPr/>
             </w:pPr>
             <w:r>
-              <w:rPr>
-                <w:highlight w:val="none"/>
-              </w:rPr>
               <w:t xml:space="preserve">  namespace: qifu4</w:t>
             </w:r>
             <w:r/>
@@ -4432,23 +4231,6 @@
               <w:rPr/>
             </w:pPr>
             <w:r>
-              <w:rPr>
-                <w:highlight w:val="none"/>
-              </w:rPr>
-            </w:r>
-            <w:r/>
-          </w:p>
-          <w:p>
-            <w:pPr>
-              <w:pBdr/>
-              <w:spacing/>
-              <w:ind/>
-              <w:rPr/>
-            </w:pPr>
-            <w:r>
-              <w:rPr>
-                <w:highlight w:val="none"/>
-              </w:rPr>
               <w:t xml:space="preserve">spec:</w:t>
             </w:r>
             <w:r/>
@@ -4461,9 +4243,6 @@
               <w:rPr/>
             </w:pPr>
             <w:r>
-              <w:rPr>
-                <w:highlight w:val="none"/>
-              </w:rPr>
               <w:t xml:space="preserve">  replicas: 3</w:t>
             </w:r>
             <w:r/>
@@ -4476,9 +4255,7 @@
               <w:rPr/>
             </w:pPr>
             <w:r>
-              <w:rPr>
-                <w:highlight w:val="none"/>
-              </w:rPr>
+              <w:t xml:space="preserve">  # 建議加入更新策略，確保新舊版本不會打架</w:t>
             </w:r>
             <w:r/>
           </w:p>
@@ -4490,9 +4267,30 @@
               <w:rPr/>
             </w:pPr>
             <w:r>
-              <w:rPr>
-                <w:highlight w:val="none"/>
-              </w:rPr>
+              <w:t xml:space="preserve">  strategy:</w:t>
+            </w:r>
+            <w:r/>
+          </w:p>
+          <w:p>
+            <w:pPr>
+              <w:pBdr/>
+              <w:spacing/>
+              <w:ind/>
+              <w:rPr/>
+            </w:pPr>
+            <w:r>
+              <w:t xml:space="preserve">    type: Recreate </w:t>
+            </w:r>
+            <w:r/>
+          </w:p>
+          <w:p>
+            <w:pPr>
+              <w:pBdr/>
+              <w:spacing/>
+              <w:ind/>
+              <w:rPr/>
+            </w:pPr>
+            <w:r>
               <w:t xml:space="preserve">  selector:</w:t>
             </w:r>
             <w:r/>
@@ -4505,9 +4303,6 @@
               <w:rPr/>
             </w:pPr>
             <w:r>
-              <w:rPr>
-                <w:highlight w:val="none"/>
-              </w:rPr>
               <w:t xml:space="preserve">    matchLabels:</w:t>
             </w:r>
             <w:r/>
@@ -4520,9 +4315,6 @@
               <w:rPr/>
             </w:pPr>
             <w:r>
-              <w:rPr>
-                <w:highlight w:val="none"/>
-              </w:rPr>
               <w:t xml:space="preserve">      app: qifu4-frontend</w:t>
             </w:r>
             <w:r/>
@@ -4535,23 +4327,6 @@
               <w:rPr/>
             </w:pPr>
             <w:r>
-              <w:rPr>
-                <w:highlight w:val="none"/>
-              </w:rPr>
-            </w:r>
-            <w:r/>
-          </w:p>
-          <w:p>
-            <w:pPr>
-              <w:pBdr/>
-              <w:spacing/>
-              <w:ind/>
-              <w:rPr/>
-            </w:pPr>
-            <w:r>
-              <w:rPr>
-                <w:highlight w:val="none"/>
-              </w:rPr>
               <w:t xml:space="preserve">  template:</w:t>
             </w:r>
             <w:r/>
@@ -4564,9 +4339,6 @@
               <w:rPr/>
             </w:pPr>
             <w:r>
-              <w:rPr>
-                <w:highlight w:val="none"/>
-              </w:rPr>
               <w:t xml:space="preserve">    metadata:</w:t>
             </w:r>
             <w:r/>
@@ -4579,9 +4351,6 @@
               <w:rPr/>
             </w:pPr>
             <w:r>
-              <w:rPr>
-                <w:highlight w:val="none"/>
-              </w:rPr>
               <w:t xml:space="preserve">      labels:</w:t>
             </w:r>
             <w:r/>
@@ -4594,9 +4363,6 @@
               <w:rPr/>
             </w:pPr>
             <w:r>
-              <w:rPr>
-                <w:highlight w:val="none"/>
-              </w:rPr>
               <w:t xml:space="preserve">        app: qifu4-frontend</w:t>
             </w:r>
             <w:r/>
@@ -4609,23 +4375,6 @@
               <w:rPr/>
             </w:pPr>
             <w:r>
-              <w:rPr>
-                <w:highlight w:val="none"/>
-              </w:rPr>
-            </w:r>
-            <w:r/>
-          </w:p>
-          <w:p>
-            <w:pPr>
-              <w:pBdr/>
-              <w:spacing/>
-              <w:ind/>
-              <w:rPr/>
-            </w:pPr>
-            <w:r>
-              <w:rPr>
-                <w:highlight w:val="none"/>
-              </w:rPr>
               <w:t xml:space="preserve">    spec:</w:t>
             </w:r>
             <w:r/>
@@ -4638,23 +4387,6 @@
               <w:rPr/>
             </w:pPr>
             <w:r>
-              <w:rPr>
-                <w:highlight w:val="none"/>
-              </w:rPr>
-            </w:r>
-            <w:r/>
-          </w:p>
-          <w:p>
-            <w:pPr>
-              <w:pBdr/>
-              <w:spacing/>
-              <w:ind/>
-              <w:rPr/>
-            </w:pPr>
-            <w:r>
-              <w:rPr>
-                <w:highlight w:val="none"/>
-              </w:rPr>
               <w:t xml:space="preserve">      affinity:</w:t>
             </w:r>
             <w:r/>
@@ -4667,9 +4399,6 @@
               <w:rPr/>
             </w:pPr>
             <w:r>
-              <w:rPr>
-                <w:highlight w:val="none"/>
-              </w:rPr>
               <w:t xml:space="preserve">        podAntiAffinity:</w:t>
             </w:r>
             <w:r/>
@@ -4682,10 +4411,7 @@
               <w:rPr/>
             </w:pPr>
             <w:r>
-              <w:rPr>
-                <w:highlight w:val="none"/>
-              </w:rPr>
-              <w:t xml:space="preserve">          requiredDuringSchedulingIgnoredDuringExecution:</w:t>
+              <w:t xml:space="preserve">          preferredDuringSchedulingIgnoredDuringExecution:</w:t>
             </w:r>
             <w:r/>
           </w:p>
@@ -4697,10 +4423,7 @@
               <w:rPr/>
             </w:pPr>
             <w:r>
-              <w:rPr>
-                <w:highlight w:val="none"/>
-              </w:rPr>
-              <w:t xml:space="preserve">          - labelSelector:</w:t>
+              <w:t xml:space="preserve">          - weight: 100</w:t>
             </w:r>
             <w:r/>
           </w:p>
@@ -4712,10 +4435,7 @@
               <w:rPr/>
             </w:pPr>
             <w:r>
-              <w:rPr>
-                <w:highlight w:val="none"/>
-              </w:rPr>
-              <w:t xml:space="preserve">              matchExpressions:</w:t>
+              <w:t xml:space="preserve">            podAffinityTerm:</w:t>
             </w:r>
             <w:r/>
           </w:p>
@@ -4727,10 +4447,7 @@
               <w:rPr/>
             </w:pPr>
             <w:r>
-              <w:rPr>
-                <w:highlight w:val="none"/>
-              </w:rPr>
-              <w:t xml:space="preserve">              - key: app</w:t>
+              <w:t xml:space="preserve">              labelSelector:</w:t>
             </w:r>
             <w:r/>
           </w:p>
@@ -4742,10 +4459,7 @@
               <w:rPr/>
             </w:pPr>
             <w:r>
-              <w:rPr>
-                <w:highlight w:val="none"/>
-              </w:rPr>
-              <w:t xml:space="preserve">                operator: In</w:t>
+              <w:t xml:space="preserve">                matchExpressions:</w:t>
             </w:r>
             <w:r/>
           </w:p>
@@ -4757,10 +4471,7 @@
               <w:rPr/>
             </w:pPr>
             <w:r>
-              <w:rPr>
-                <w:highlight w:val="none"/>
-              </w:rPr>
-              <w:t xml:space="preserve">                values:</w:t>
+              <w:t xml:space="preserve">                - key: app</w:t>
             </w:r>
             <w:r/>
           </w:p>
@@ -4772,10 +4483,7 @@
               <w:rPr/>
             </w:pPr>
             <w:r>
-              <w:rPr>
-                <w:highlight w:val="none"/>
-              </w:rPr>
-              <w:t xml:space="preserve">                - qifu4-frontend</w:t>
+              <w:t xml:space="preserve">                  operator: In</w:t>
             </w:r>
             <w:r/>
           </w:p>
@@ -4787,9 +4495,7 @@
               <w:rPr/>
             </w:pPr>
             <w:r>
-              <w:rPr>
-                <w:highlight w:val="none"/>
-              </w:rPr>
+              <w:t xml:space="preserve">                  values:</w:t>
             </w:r>
             <w:r/>
           </w:p>
@@ -4801,10 +4507,7 @@
               <w:rPr/>
             </w:pPr>
             <w:r>
-              <w:rPr>
-                <w:highlight w:val="none"/>
-              </w:rPr>
-              <w:t xml:space="preserve">            topologyKey: kubernetes.io/hostname</w:t>
+              <w:t xml:space="preserve">                  - qifu4-frontend</w:t>
             </w:r>
             <w:r/>
           </w:p>
@@ -4816,9 +4519,7 @@
               <w:rPr/>
             </w:pPr>
             <w:r>
-              <w:rPr>
-                <w:highlight w:val="none"/>
-              </w:rPr>
+              <w:t xml:space="preserve">              topologyKey: kubernetes.io/hostname # &lt;-- 修正縮排</w:t>
             </w:r>
             <w:r/>
           </w:p>
@@ -4830,9 +4531,6 @@
               <w:rPr/>
             </w:pPr>
             <w:r>
-              <w:rPr>
-                <w:highlight w:val="none"/>
-              </w:rPr>
               <w:t xml:space="preserve">      containers:</w:t>
             </w:r>
             <w:r/>
@@ -4845,9 +4543,6 @@
               <w:rPr/>
             </w:pPr>
             <w:r>
-              <w:rPr>
-                <w:highlight w:val="none"/>
-              </w:rPr>
               <w:t xml:space="preserve">      - name: frontend</w:t>
             </w:r>
             <w:r/>
@@ -4860,9 +4555,7 @@
               <w:rPr/>
             </w:pPr>
             <w:r>
-              <w:rPr>
-                <w:highlight w:val="none"/>
-              </w:rPr>
+              <w:t xml:space="preserve">        image: 192.168.10.99:5000/qifu4-frontend-app:0.0.4</w:t>
             </w:r>
             <w:r/>
           </w:p>
@@ -4874,10 +4567,7 @@
               <w:rPr/>
             </w:pPr>
             <w:r>
-              <w:rPr>
-                <w:highlight w:val="none"/>
-              </w:rPr>
-              <w:t xml:space="preserve">        image: 192.168.10.99/qifu4-frontend-app:0.0.4</w:t>
+              <w:t xml:space="preserve">        imagePullPolicy: Always # &lt;-- 這是你解決快取問題的神器</w:t>
             </w:r>
             <w:r/>
           </w:p>
@@ -4889,52 +4579,6 @@
               <w:rPr/>
             </w:pPr>
             <w:r>
-              <w:rPr>
-                <w:highlight w:val="none"/>
-              </w:rPr>
-            </w:r>
-            <w:r/>
-          </w:p>
-          <w:p>
-            <w:pPr>
-              <w:pBdr/>
-              <w:spacing/>
-              <w:ind/>
-              <w:rPr/>
-            </w:pPr>
-            <w:r>
-              <w:rPr>
-                <w:highlight w:val="none"/>
-              </w:rPr>
-              <w:t xml:space="preserve">        imagePullPolicy: Always</w:t>
-            </w:r>
-            <w:r/>
-          </w:p>
-          <w:p>
-            <w:pPr>
-              <w:pBdr/>
-              <w:spacing/>
-              <w:ind/>
-              <w:rPr/>
-            </w:pPr>
-            <w:r>
-              <w:rPr>
-                <w:highlight w:val="none"/>
-              </w:rPr>
-            </w:r>
-            <w:r/>
-          </w:p>
-          <w:p>
-            <w:pPr>
-              <w:pBdr/>
-              <w:spacing/>
-              <w:ind/>
-              <w:rPr/>
-            </w:pPr>
-            <w:r>
-              <w:rPr>
-                <w:highlight w:val="none"/>
-              </w:rPr>
               <w:t xml:space="preserve">        ports:</w:t>
             </w:r>
             <w:r/>
@@ -4947,9 +4591,6 @@
               <w:rPr/>
             </w:pPr>
             <w:r>
-              <w:rPr>
-                <w:highlight w:val="none"/>
-              </w:rPr>
               <w:t xml:space="preserve">        - containerPort: 8077</w:t>
             </w:r>
             <w:r/>
@@ -4962,23 +4603,6 @@
               <w:rPr/>
             </w:pPr>
             <w:r>
-              <w:rPr>
-                <w:highlight w:val="none"/>
-              </w:rPr>
-            </w:r>
-            <w:r/>
-          </w:p>
-          <w:p>
-            <w:pPr>
-              <w:pBdr/>
-              <w:spacing/>
-              <w:ind/>
-              <w:rPr/>
-            </w:pPr>
-            <w:r>
-              <w:rPr>
-                <w:highlight w:val="none"/>
-              </w:rPr>
               <w:t xml:space="preserve">        resources:</w:t>
             </w:r>
             <w:r/>
@@ -4991,9 +4615,6 @@
               <w:rPr/>
             </w:pPr>
             <w:r>
-              <w:rPr>
-                <w:highlight w:val="none"/>
-              </w:rPr>
               <w:t xml:space="preserve">          requests:</w:t>
             </w:r>
             <w:r/>
@@ -5006,9 +4627,6 @@
               <w:rPr/>
             </w:pPr>
             <w:r>
-              <w:rPr>
-                <w:highlight w:val="none"/>
-              </w:rPr>
               <w:t xml:space="preserve">            cpu: "50m"</w:t>
             </w:r>
             <w:r/>
@@ -5021,9 +4639,6 @@
               <w:rPr/>
             </w:pPr>
             <w:r>
-              <w:rPr>
-                <w:highlight w:val="none"/>
-              </w:rPr>
               <w:t xml:space="preserve">            memory: "64Mi"</w:t>
             </w:r>
             <w:r/>
@@ -5036,23 +4651,6 @@
               <w:rPr/>
             </w:pPr>
             <w:r>
-              <w:rPr>
-                <w:highlight w:val="none"/>
-              </w:rPr>
-            </w:r>
-            <w:r/>
-          </w:p>
-          <w:p>
-            <w:pPr>
-              <w:pBdr/>
-              <w:spacing/>
-              <w:ind/>
-              <w:rPr/>
-            </w:pPr>
-            <w:r>
-              <w:rPr>
-                <w:highlight w:val="none"/>
-              </w:rPr>
               <w:t xml:space="preserve">          limits:</w:t>
             </w:r>
             <w:r/>
@@ -5065,9 +4663,6 @@
               <w:rPr/>
             </w:pPr>
             <w:r>
-              <w:rPr>
-                <w:highlight w:val="none"/>
-              </w:rPr>
               <w:t xml:space="preserve">            cpu: "200m"</w:t>
             </w:r>
             <w:r/>
@@ -5077,26 +4672,98 @@
               <w:pBdr/>
               <w:spacing/>
               <w:ind/>
-              <w:rPr>
-                <w:highlight w:val="none"/>
-              </w:rPr>
+              <w:rPr/>
             </w:pPr>
             <w:r>
-              <w:rPr>
-                <w:highlight w:val="none"/>
-              </w:rPr>
               <w:t xml:space="preserve">            memory: "256Mi"</w:t>
             </w:r>
+            <w:r/>
+          </w:p>
+          <w:p>
+            <w:pPr>
+              <w:pBdr/>
+              <w:spacing/>
+              <w:ind/>
+              <w:rPr/>
+            </w:pPr>
             <w:r>
-              <w:rPr>
-                <w:highlight w:val="none"/>
-              </w:rPr>
+              <w:t xml:space="preserve">        # 加上這個，確保 Pod 真的在 8077 開門了才對外服務</w:t>
             </w:r>
+            <w:r/>
+          </w:p>
+          <w:p>
+            <w:pPr>
+              <w:pBdr/>
+              <w:spacing/>
+              <w:ind/>
+              <w:rPr/>
+            </w:pPr>
             <w:r>
-              <w:rPr>
-                <w:highlight w:val="none"/>
-              </w:rPr>
+              <w:t xml:space="preserve">        readinessProbe:</w:t>
             </w:r>
+            <w:r/>
+          </w:p>
+          <w:p>
+            <w:pPr>
+              <w:pBdr/>
+              <w:spacing/>
+              <w:ind/>
+              <w:rPr/>
+            </w:pPr>
+            <w:r>
+              <w:t xml:space="preserve">          httpGet:</w:t>
+            </w:r>
+            <w:r/>
+          </w:p>
+          <w:p>
+            <w:pPr>
+              <w:pBdr/>
+              <w:spacing/>
+              <w:ind/>
+              <w:rPr/>
+            </w:pPr>
+            <w:r>
+              <w:t xml:space="preserve">            path: /</w:t>
+            </w:r>
+            <w:r/>
+          </w:p>
+          <w:p>
+            <w:pPr>
+              <w:pBdr/>
+              <w:spacing/>
+              <w:ind/>
+              <w:rPr/>
+            </w:pPr>
+            <w:r>
+              <w:t xml:space="preserve">            port: 8077</w:t>
+            </w:r>
+            <w:r/>
+          </w:p>
+          <w:p>
+            <w:pPr>
+              <w:pBdr/>
+              <w:spacing/>
+              <w:ind/>
+              <w:rPr/>
+            </w:pPr>
+            <w:r>
+              <w:t xml:space="preserve">          initialDelaySeconds: 5</w:t>
+            </w:r>
+            <w:r/>
+          </w:p>
+          <w:p>
+            <w:pPr>
+              <w:pBdr/>
+              <w:spacing/>
+              <w:ind/>
+              <w:rPr/>
+            </w:pPr>
+            <w:r>
+              <w:t xml:space="preserve">          periodSeconds: 5</w:t>
+            </w:r>
+            <w:r/>
+            <w:r/>
+            <w:r/>
           </w:p>
         </w:tc>
       </w:tr>
@@ -5285,9 +4952,6 @@
               <w:rPr/>
             </w:pPr>
             <w:r>
-              <w:rPr>
-                <w:highlight w:val="none"/>
-              </w:rPr>
               <w:t xml:space="preserve">apiVersion: v1</w:t>
             </w:r>
             <w:r/>
@@ -5300,9 +4964,6 @@
               <w:rPr/>
             </w:pPr>
             <w:r>
-              <w:rPr>
-                <w:highlight w:val="none"/>
-              </w:rPr>
               <w:t xml:space="preserve">kind: Service</w:t>
             </w:r>
             <w:r/>
@@ -5314,11 +4975,7 @@
               <w:ind/>
               <w:rPr/>
             </w:pPr>
-            <w:r>
-              <w:rPr>
-                <w:highlight w:val="none"/>
-              </w:rPr>
-            </w:r>
+            <w:r/>
             <w:r/>
           </w:p>
           <w:p>
@@ -5329,9 +4986,6 @@
               <w:rPr/>
             </w:pPr>
             <w:r>
-              <w:rPr>
-                <w:highlight w:val="none"/>
-              </w:rPr>
               <w:t xml:space="preserve">metadata:</w:t>
             </w:r>
             <w:r/>
@@ -5344,9 +4998,6 @@
               <w:rPr/>
             </w:pPr>
             <w:r>
-              <w:rPr>
-                <w:highlight w:val="none"/>
-              </w:rPr>
               <w:t xml:space="preserve">  name: qifu4-frontend-service</w:t>
             </w:r>
             <w:r/>
@@ -5359,9 +5010,6 @@
               <w:rPr/>
             </w:pPr>
             <w:r>
-              <w:rPr>
-                <w:highlight w:val="none"/>
-              </w:rPr>
               <w:t xml:space="preserve">  namespace: qifu4</w:t>
             </w:r>
             <w:r/>
@@ -5373,11 +5021,7 @@
               <w:ind/>
               <w:rPr/>
             </w:pPr>
-            <w:r>
-              <w:rPr>
-                <w:highlight w:val="none"/>
-              </w:rPr>
-            </w:r>
+            <w:r/>
             <w:r/>
           </w:p>
           <w:p>
@@ -5388,9 +5032,6 @@
               <w:rPr/>
             </w:pPr>
             <w:r>
-              <w:rPr>
-                <w:highlight w:val="none"/>
-              </w:rPr>
               <w:t xml:space="preserve">spec:</w:t>
             </w:r>
             <w:r/>
@@ -5403,9 +5044,6 @@
               <w:rPr/>
             </w:pPr>
             <w:r>
-              <w:rPr>
-                <w:highlight w:val="none"/>
-              </w:rPr>
               <w:t xml:space="preserve">  selector:</w:t>
             </w:r>
             <w:r/>
@@ -5418,9 +5056,6 @@
               <w:rPr/>
             </w:pPr>
             <w:r>
-              <w:rPr>
-                <w:highlight w:val="none"/>
-              </w:rPr>
               <w:t xml:space="preserve">    app: qifu4-frontend</w:t>
             </w:r>
             <w:r/>
@@ -5432,11 +5067,7 @@
               <w:ind/>
               <w:rPr/>
             </w:pPr>
-            <w:r>
-              <w:rPr>
-                <w:highlight w:val="none"/>
-              </w:rPr>
-            </w:r>
+            <w:r/>
             <w:r/>
           </w:p>
           <w:p>
@@ -5447,9 +5078,6 @@
               <w:rPr/>
             </w:pPr>
             <w:r>
-              <w:rPr>
-                <w:highlight w:val="none"/>
-              </w:rPr>
               <w:t xml:space="preserve">  ports:</w:t>
             </w:r>
             <w:r/>
@@ -5462,9 +5090,6 @@
               <w:rPr/>
             </w:pPr>
             <w:r>
-              <w:rPr>
-                <w:highlight w:val="none"/>
-              </w:rPr>
               <w:t xml:space="preserve">  - port: 8077</w:t>
             </w:r>
             <w:r/>
@@ -5477,9 +5102,6 @@
               <w:rPr/>
             </w:pPr>
             <w:r>
-              <w:rPr>
-                <w:highlight w:val="none"/>
-              </w:rPr>
               <w:t xml:space="preserve">    targetPort: 8077</w:t>
             </w:r>
             <w:r/>
@@ -5491,11 +5113,7 @@
               <w:ind/>
               <w:rPr/>
             </w:pPr>
-            <w:r>
-              <w:rPr>
-                <w:highlight w:val="none"/>
-              </w:rPr>
-            </w:r>
+            <w:r/>
             <w:r/>
           </w:p>
           <w:p>
@@ -5503,26 +5121,14 @@
               <w:pBdr/>
               <w:spacing/>
               <w:ind/>
-              <w:rPr>
-                <w:highlight w:val="none"/>
-              </w:rPr>
+              <w:rPr/>
             </w:pPr>
             <w:r>
-              <w:rPr>
-                <w:highlight w:val="none"/>
-              </w:rPr>
               <w:t xml:space="preserve">  type: ClusterIP</w:t>
             </w:r>
-            <w:r>
-              <w:rPr>
-                <w:highlight w:val="none"/>
-              </w:rPr>
-            </w:r>
-            <w:r>
-              <w:rPr>
-                <w:highlight w:val="none"/>
-              </w:rPr>
-            </w:r>
+            <w:r/>
+            <w:r/>
+            <w:r/>
           </w:p>
         </w:tc>
       </w:tr>
@@ -6283,8 +5889,559 @@
           <w:color w:val="000000"/>
           <w:sz w:val="48"/>
         </w:rPr>
-        <w:t xml:space="preserve">十二、建立 Ingress（核心）</w:t>
+        <w:t xml:space="preserve">十二、建立 Ingress</w:t>
       </w:r>
+      <w:r>
+        <w:rPr>
+          <w:rFonts w:ascii="Times New Roman" w:hAnsi="Times New Roman" w:eastAsia="Times New Roman" w:cs="Times New Roman"/>
+          <w:b/>
+          <w:color w:val="000000"/>
+          <w:sz w:val="48"/>
+        </w:rPr>
+        <w:t xml:space="preserve">與middleware</w:t>
+      </w:r>
+      <w:r>
+        <w:rPr>
+          <w:rFonts w:ascii="Times New Roman" w:hAnsi="Times New Roman" w:eastAsia="Times New Roman" w:cs="Times New Roman"/>
+          <w:b/>
+          <w:color w:val="000000"/>
+          <w:sz w:val="48"/>
+        </w:rPr>
+        <w:t xml:space="preserve">（核心）</w:t>
+      </w:r>
+      <w:r/>
+    </w:p>
+    <w:p>
+      <w:pPr>
+        <w:pBdr>
+          <w:top w:val="none" w:color="000000" w:sz="4" w:space="0"/>
+          <w:left w:val="none" w:color="000000" w:sz="4" w:space="0"/>
+          <w:bottom w:val="none" w:color="000000" w:sz="4" w:space="0"/>
+          <w:right w:val="none" w:color="000000" w:sz="4" w:space="0"/>
+        </w:pBdr>
+        <w:spacing/>
+        <w:ind w:right="0" w:firstLine="0" w:left="0"/>
+        <w:rPr>
+          <w:rFonts w:ascii="Times New Roman" w:hAnsi="Times New Roman" w:eastAsia="Times New Roman" w:cs="Times New Roman"/>
+          <w:color w:val="000000"/>
+          <w:sz w:val="24"/>
+          <w:szCs w:val="24"/>
+          <w:highlight w:val="none"/>
+        </w:rPr>
+      </w:pPr>
+      <w:r>
+        <w:rPr>
+          <w:rFonts w:ascii="Times New Roman" w:hAnsi="Times New Roman" w:eastAsia="Times New Roman" w:cs="Times New Roman"/>
+          <w:color w:val="000000"/>
+          <w:sz w:val="24"/>
+        </w:rPr>
+        <w:t xml:space="preserve">建立：</w:t>
+      </w:r>
+      <w:r>
+        <w:rPr>
+          <w:rFonts w:ascii="Times New Roman" w:hAnsi="Times New Roman" w:eastAsia="Times New Roman" w:cs="Times New Roman"/>
+          <w:color w:val="000000"/>
+          <w:sz w:val="24"/>
+          <w:szCs w:val="24"/>
+          <w:highlight w:val="none"/>
+        </w:rPr>
+      </w:r>
+      <w:r>
+        <w:rPr>
+          <w:rFonts w:ascii="Times New Roman" w:hAnsi="Times New Roman" w:eastAsia="Times New Roman" w:cs="Times New Roman"/>
+          <w:color w:val="000000"/>
+          <w:sz w:val="24"/>
+          <w:szCs w:val="24"/>
+          <w:highlight w:val="none"/>
+        </w:rPr>
+      </w:r>
+    </w:p>
+    <w:tbl>
+      <w:tblPr>
+        <w:tblStyle w:val="709"/>
+        <w:tblW w:w="0" w:type="auto"/>
+        <w:tblBorders/>
+        <w:tblLook w:val="04A0" w:firstRow="1" w:lastRow="0" w:firstColumn="1" w:lastColumn="0" w:noHBand="0" w:noVBand="1"/>
+      </w:tblPr>
+      <w:tblGrid>
+        <w:gridCol w:w="9355"/>
+      </w:tblGrid>
+      <w:tr>
+        <w:trPr/>
+        <w:tc>
+          <w:tcPr>
+            <w:tcBorders/>
+            <w:tcW w:w="9355" w:type="dxa"/>
+            <w:textDirection w:val="lrTb"/>
+            <w:noWrap w:val="false"/>
+          </w:tcPr>
+          <w:p>
+            <w:pPr>
+              <w:pBdr>
+                <w:top w:val="none" w:color="000000" w:sz="4" w:space="0"/>
+                <w:left w:val="none" w:color="000000" w:sz="4" w:space="0"/>
+                <w:bottom w:val="none" w:color="000000" w:sz="4" w:space="0"/>
+                <w:right w:val="none" w:color="000000" w:sz="4" w:space="0"/>
+              </w:pBdr>
+              <w:spacing/>
+              <w:ind/>
+              <w:rPr>
+                <w:rFonts w:ascii="Times New Roman" w:hAnsi="Times New Roman" w:eastAsia="Times New Roman" w:cs="Times New Roman"/>
+                <w:color w:val="000000"/>
+                <w:sz w:val="24"/>
+                <w:szCs w:val="24"/>
+                <w:highlight w:val="none"/>
+              </w:rPr>
+            </w:pPr>
+            <w:r>
+              <w:rPr>
+                <w:rFonts w:ascii="Times New Roman" w:hAnsi="Times New Roman" w:eastAsia="Times New Roman" w:cs="Times New Roman"/>
+                <w:color w:val="000000"/>
+                <w:sz w:val="24"/>
+                <w:szCs w:val="24"/>
+                <w:highlight w:val="none"/>
+              </w:rPr>
+            </w:r>
+            <w:r>
+              <w:rPr>
+                <w:rFonts w:ascii="Times New Roman" w:hAnsi="Times New Roman" w:eastAsia="Times New Roman" w:cs="Times New Roman"/>
+                <w:color w:val="000000"/>
+                <w:sz w:val="24"/>
+                <w:szCs w:val="24"/>
+                <w:highlight w:val="none"/>
+              </w:rPr>
+              <w:t xml:space="preserve">vi </w:t>
+            </w:r>
+            <w:r>
+              <w:rPr>
+                <w:rFonts w:ascii="Times New Roman" w:hAnsi="Times New Roman" w:eastAsia="Times New Roman" w:cs="Times New Roman"/>
+                <w:color w:val="000000"/>
+                <w:sz w:val="24"/>
+                <w:szCs w:val="24"/>
+                <w:highlight w:val="none"/>
+              </w:rPr>
+              <w:t xml:space="preserve">cors-middleware.yaml</w:t>
+            </w:r>
+            <w:r>
+              <w:rPr>
+                <w:rFonts w:ascii="Times New Roman" w:hAnsi="Times New Roman" w:eastAsia="Times New Roman" w:cs="Times New Roman"/>
+                <w:color w:val="000000"/>
+                <w:sz w:val="24"/>
+                <w:szCs w:val="24"/>
+                <w:highlight w:val="none"/>
+              </w:rPr>
+            </w:r>
+            <w:r>
+              <w:rPr>
+                <w:rFonts w:ascii="Times New Roman" w:hAnsi="Times New Roman" w:eastAsia="Times New Roman" w:cs="Times New Roman"/>
+                <w:color w:val="000000"/>
+                <w:sz w:val="24"/>
+                <w:szCs w:val="24"/>
+                <w:highlight w:val="none"/>
+              </w:rPr>
+            </w:r>
+            <w:r>
+              <w:rPr>
+                <w:rFonts w:ascii="Times New Roman" w:hAnsi="Times New Roman" w:eastAsia="Times New Roman" w:cs="Times New Roman"/>
+                <w:color w:val="000000"/>
+                <w:sz w:val="24"/>
+                <w:szCs w:val="24"/>
+                <w:highlight w:val="none"/>
+              </w:rPr>
+            </w:r>
+          </w:p>
+        </w:tc>
+      </w:tr>
+    </w:tbl>
+    <w:p>
+      <w:pPr>
+        <w:pBdr>
+          <w:top w:val="none" w:color="000000" w:sz="4" w:space="0"/>
+          <w:left w:val="none" w:color="000000" w:sz="4" w:space="0"/>
+          <w:bottom w:val="none" w:color="000000" w:sz="4" w:space="0"/>
+          <w:right w:val="none" w:color="000000" w:sz="4" w:space="0"/>
+        </w:pBdr>
+        <w:spacing/>
+        <w:ind w:right="0" w:firstLine="0" w:left="0"/>
+        <w:rPr>
+          <w:rFonts w:ascii="Times New Roman" w:hAnsi="Times New Roman" w:eastAsia="Times New Roman" w:cs="Times New Roman"/>
+          <w:sz w:val="24"/>
+          <w:szCs w:val="24"/>
+        </w:rPr>
+      </w:pPr>
+      <w:r>
+        <w:rPr>
+          <w:rFonts w:ascii="Times New Roman" w:hAnsi="Times New Roman" w:eastAsia="Times New Roman" w:cs="Times New Roman"/>
+          <w:color w:val="000000"/>
+          <w:sz w:val="24"/>
+          <w:highlight w:val="none"/>
+        </w:rPr>
+      </w:r>
+      <w:r>
+        <w:rPr>
+          <w:rFonts w:ascii="Times New Roman" w:hAnsi="Times New Roman" w:eastAsia="Times New Roman" w:cs="Times New Roman"/>
+          <w:sz w:val="24"/>
+          <w:szCs w:val="24"/>
+        </w:rPr>
+      </w:r>
+      <w:r>
+        <w:rPr>
+          <w:rFonts w:ascii="Times New Roman" w:hAnsi="Times New Roman" w:eastAsia="Times New Roman" w:cs="Times New Roman"/>
+          <w:sz w:val="24"/>
+          <w:szCs w:val="24"/>
+        </w:rPr>
+      </w:r>
+    </w:p>
+    <w:p>
+      <w:pPr>
+        <w:pBdr>
+          <w:top w:val="none" w:color="000000" w:sz="4" w:space="0"/>
+          <w:left w:val="none" w:color="000000" w:sz="4" w:space="0"/>
+          <w:bottom w:val="none" w:color="000000" w:sz="4" w:space="0"/>
+          <w:right w:val="none" w:color="000000" w:sz="4" w:space="0"/>
+        </w:pBdr>
+        <w:spacing/>
+        <w:ind w:right="0" w:firstLine="0" w:left="0"/>
+        <w:rPr/>
+      </w:pPr>
+      <w:r>
+        <w:rPr>
+          <w:rFonts w:ascii="Times New Roman" w:hAnsi="Times New Roman" w:eastAsia="Times New Roman" w:cs="Times New Roman"/>
+          <w:color w:val="000000"/>
+          <w:sz w:val="24"/>
+        </w:rPr>
+        <w:t xml:space="preserve">內容：</w:t>
+      </w:r>
+      <w:r/>
+      <w:r/>
+    </w:p>
+    <w:tbl>
+      <w:tblPr>
+        <w:tblStyle w:val="709"/>
+        <w:tblW w:w="0" w:type="auto"/>
+        <w:tblBorders/>
+        <w:tblLook w:val="04A0" w:firstRow="1" w:lastRow="0" w:firstColumn="1" w:lastColumn="0" w:noHBand="0" w:noVBand="1"/>
+      </w:tblPr>
+      <w:tblGrid>
+        <w:gridCol w:w="9355"/>
+      </w:tblGrid>
+      <w:tr>
+        <w:trPr/>
+        <w:tc>
+          <w:tcPr>
+            <w:tcBorders/>
+            <w:tcW w:w="9355" w:type="dxa"/>
+            <w:textDirection w:val="lrTb"/>
+            <w:noWrap w:val="false"/>
+          </w:tcPr>
+          <w:p>
+            <w:pPr>
+              <w:pBdr/>
+              <w:spacing/>
+              <w:ind/>
+              <w:rPr/>
+            </w:pPr>
+            <w:r>
+              <w:t xml:space="preserve">apiVersion: traefik.io/v1alpha1</w:t>
+            </w:r>
+            <w:r/>
+          </w:p>
+          <w:p>
+            <w:pPr>
+              <w:pBdr/>
+              <w:spacing/>
+              <w:ind/>
+              <w:rPr/>
+            </w:pPr>
+            <w:r>
+              <w:t xml:space="preserve">kind: Middleware</w:t>
+            </w:r>
+            <w:r/>
+          </w:p>
+          <w:p>
+            <w:pPr>
+              <w:pBdr/>
+              <w:spacing/>
+              <w:ind/>
+              <w:rPr/>
+            </w:pPr>
+            <w:r>
+              <w:t xml:space="preserve">metadata:</w:t>
+            </w:r>
+            <w:r/>
+          </w:p>
+          <w:p>
+            <w:pPr>
+              <w:pBdr/>
+              <w:spacing/>
+              <w:ind/>
+              <w:rPr/>
+            </w:pPr>
+            <w:r>
+              <w:t xml:space="preserve">  name: qifu4-cors-middleware</w:t>
+            </w:r>
+            <w:r/>
+          </w:p>
+          <w:p>
+            <w:pPr>
+              <w:pBdr/>
+              <w:spacing/>
+              <w:ind/>
+              <w:rPr/>
+            </w:pPr>
+            <w:r>
+              <w:t xml:space="preserve">  namespace: qifu4</w:t>
+            </w:r>
+            <w:r/>
+          </w:p>
+          <w:p>
+            <w:pPr>
+              <w:pBdr/>
+              <w:spacing/>
+              <w:ind/>
+              <w:rPr/>
+            </w:pPr>
+            <w:r>
+              <w:t xml:space="preserve">spec:</w:t>
+            </w:r>
+            <w:r/>
+          </w:p>
+          <w:p>
+            <w:pPr>
+              <w:pBdr/>
+              <w:spacing/>
+              <w:ind/>
+              <w:rPr/>
+            </w:pPr>
+            <w:r>
+              <w:t xml:space="preserve">  headers:</w:t>
+            </w:r>
+            <w:r/>
+          </w:p>
+          <w:p>
+            <w:pPr>
+              <w:pBdr/>
+              <w:spacing/>
+              <w:ind/>
+              <w:rPr/>
+            </w:pPr>
+            <w:r>
+              <w:t xml:space="preserve">    accessControlAllowCredentials: true</w:t>
+            </w:r>
+            <w:r/>
+          </w:p>
+          <w:p>
+            <w:pPr>
+              <w:pBdr/>
+              <w:spacing/>
+              <w:ind/>
+              <w:rPr/>
+            </w:pPr>
+            <w:r>
+              <w:t xml:space="preserve">    accessControlAllowOriginList:</w:t>
+            </w:r>
+            <w:r/>
+          </w:p>
+          <w:p>
+            <w:pPr>
+              <w:pBdr/>
+              <w:spacing/>
+              <w:ind/>
+              <w:rPr/>
+            </w:pPr>
+            <w:r>
+              <w:t xml:space="preserve">      - "https://192.168.10.200"</w:t>
+            </w:r>
+            <w:r/>
+          </w:p>
+          <w:p>
+            <w:pPr>
+              <w:pBdr/>
+              <w:spacing/>
+              <w:ind/>
+              <w:rPr/>
+            </w:pPr>
+            <w:r>
+              <w:t xml:space="preserve">    accessControlAllowMethods:</w:t>
+            </w:r>
+            <w:r/>
+          </w:p>
+          <w:p>
+            <w:pPr>
+              <w:pBdr/>
+              <w:spacing/>
+              <w:ind/>
+              <w:rPr/>
+            </w:pPr>
+            <w:r>
+              <w:t xml:space="preserve">      - "GET"</w:t>
+            </w:r>
+            <w:r/>
+          </w:p>
+          <w:p>
+            <w:pPr>
+              <w:pBdr/>
+              <w:spacing/>
+              <w:ind/>
+              <w:rPr/>
+            </w:pPr>
+            <w:r>
+              <w:t xml:space="preserve">      - "POST"</w:t>
+            </w:r>
+            <w:r/>
+          </w:p>
+          <w:p>
+            <w:pPr>
+              <w:pBdr/>
+              <w:spacing/>
+              <w:ind/>
+              <w:rPr/>
+            </w:pPr>
+            <w:r>
+              <w:t xml:space="preserve">      - "OPTIONS"</w:t>
+            </w:r>
+            <w:r/>
+          </w:p>
+          <w:p>
+            <w:pPr>
+              <w:pBdr/>
+              <w:spacing/>
+              <w:ind/>
+              <w:rPr/>
+            </w:pPr>
+            <w:r>
+              <w:t xml:space="preserve">      - "PUT"</w:t>
+            </w:r>
+            <w:r/>
+          </w:p>
+          <w:p>
+            <w:pPr>
+              <w:pBdr/>
+              <w:spacing/>
+              <w:ind/>
+              <w:rPr/>
+            </w:pPr>
+            <w:r>
+              <w:t xml:space="preserve">      - "DELETE"</w:t>
+            </w:r>
+            <w:r/>
+          </w:p>
+          <w:p>
+            <w:pPr>
+              <w:pBdr/>
+              <w:spacing/>
+              <w:ind/>
+              <w:rPr/>
+            </w:pPr>
+            <w:r>
+              <w:t xml:space="preserve">      - "PATCH"</w:t>
+            </w:r>
+            <w:r/>
+          </w:p>
+          <w:p>
+            <w:pPr>
+              <w:pBdr/>
+              <w:spacing/>
+              <w:ind/>
+              <w:rPr/>
+            </w:pPr>
+            <w:r>
+              <w:t xml:space="preserve">    accessControlAllowHeaders:</w:t>
+            </w:r>
+            <w:r/>
+          </w:p>
+          <w:p>
+            <w:pPr>
+              <w:pBdr/>
+              <w:spacing/>
+              <w:ind/>
+              <w:rPr/>
+            </w:pPr>
+            <w:r>
+              <w:t xml:space="preserve">      - "*"</w:t>
+            </w:r>
+            <w:r/>
+          </w:p>
+          <w:p>
+            <w:pPr>
+              <w:pBdr/>
+              <w:spacing/>
+              <w:ind/>
+              <w:rPr/>
+            </w:pPr>
+            <w:r>
+              <w:t xml:space="preserve">    accessControlExposeHeaders:</w:t>
+            </w:r>
+            <w:r/>
+          </w:p>
+          <w:p>
+            <w:pPr>
+              <w:pBdr/>
+              <w:spacing/>
+              <w:ind/>
+              <w:rPr/>
+            </w:pPr>
+            <w:r>
+              <w:t xml:space="preserve">      - "*"    </w:t>
+            </w:r>
+            <w:r/>
+          </w:p>
+          <w:p>
+            <w:pPr>
+              <w:pBdr/>
+              <w:spacing/>
+              <w:ind/>
+              <w:rPr/>
+            </w:pPr>
+            <w:r>
+              <w:t xml:space="preserve">    accessControlMaxAge: 86400</w:t>
+            </w:r>
+            <w:r/>
+          </w:p>
+          <w:p>
+            <w:pPr>
+              <w:pBdr/>
+              <w:spacing/>
+              <w:ind/>
+              <w:rPr/>
+            </w:pPr>
+            <w:r>
+              <w:t xml:space="preserve">    addVaryHeader: true</w:t>
+            </w:r>
+            <w:r/>
+            <w:r/>
+            <w:r/>
+          </w:p>
+        </w:tc>
+      </w:tr>
+    </w:tbl>
+    <w:p>
+      <w:pPr>
+        <w:pBdr/>
+        <w:spacing/>
+        <w:ind/>
+        <w:rPr/>
+      </w:pPr>
+      <w:r/>
+      <w:r/>
+      <w:r/>
+    </w:p>
+    <w:p>
+      <w:pPr>
+        <w:pBdr/>
+        <w:spacing/>
+        <w:ind/>
+        <w:rPr/>
+      </w:pPr>
+      <w:r>
+        <w:rPr>
+          <w:rFonts w:ascii="Times New Roman" w:hAnsi="Times New Roman" w:eastAsia="Times New Roman" w:cs="Times New Roman"/>
+          <w:b/>
+          <w:color w:val="000000"/>
+          <w:sz w:val="48"/>
+        </w:rPr>
+      </w:r>
+      <w:r/>
       <w:r/>
     </w:p>
     <w:p>
@@ -6498,9 +6655,6 @@
               <w:rPr/>
             </w:pPr>
             <w:r>
-              <w:rPr>
-                <w:highlight w:val="none"/>
-              </w:rPr>
               <w:t xml:space="preserve">apiVersion: networking.k8s.io/v1</w:t>
             </w:r>
             <w:r/>
@@ -6513,9 +6667,6 @@
               <w:rPr/>
             </w:pPr>
             <w:r>
-              <w:rPr>
-                <w:highlight w:val="none"/>
-              </w:rPr>
               <w:t xml:space="preserve">kind: Ingress</w:t>
             </w:r>
             <w:r/>
@@ -6528,23 +6679,6 @@
               <w:rPr/>
             </w:pPr>
             <w:r>
-              <w:rPr>
-                <w:highlight w:val="none"/>
-              </w:rPr>
-            </w:r>
-            <w:r/>
-          </w:p>
-          <w:p>
-            <w:pPr>
-              <w:pBdr/>
-              <w:spacing/>
-              <w:ind/>
-              <w:rPr/>
-            </w:pPr>
-            <w:r>
-              <w:rPr>
-                <w:highlight w:val="none"/>
-              </w:rPr>
               <w:t xml:space="preserve">metadata:</w:t>
             </w:r>
             <w:r/>
@@ -6557,9 +6691,6 @@
               <w:rPr/>
             </w:pPr>
             <w:r>
-              <w:rPr>
-                <w:highlight w:val="none"/>
-              </w:rPr>
               <w:t xml:space="preserve">  name: qifu4-ingress</w:t>
             </w:r>
             <w:r/>
@@ -6572,9 +6703,6 @@
               <w:rPr/>
             </w:pPr>
             <w:r>
-              <w:rPr>
-                <w:highlight w:val="none"/>
-              </w:rPr>
               <w:t xml:space="preserve">  namespace: qifu4</w:t>
             </w:r>
             <w:r/>
@@ -6587,23 +6715,6 @@
               <w:rPr/>
             </w:pPr>
             <w:r>
-              <w:rPr>
-                <w:highlight w:val="none"/>
-              </w:rPr>
-            </w:r>
-            <w:r/>
-          </w:p>
-          <w:p>
-            <w:pPr>
-              <w:pBdr/>
-              <w:spacing/>
-              <w:ind/>
-              <w:rPr/>
-            </w:pPr>
-            <w:r>
-              <w:rPr>
-                <w:highlight w:val="none"/>
-              </w:rPr>
               <w:t xml:space="preserve">  annotations:</w:t>
             </w:r>
             <w:r/>
@@ -6616,10 +6727,7 @@
               <w:rPr/>
             </w:pPr>
             <w:r>
-              <w:rPr>
-                <w:highlight w:val="none"/>
-              </w:rPr>
-              <w:t xml:space="preserve">    traefik.ingress.kubernetes.io/router.entrypoints: websecure</w:t>
+              <w:t xml:space="preserve">    kubernetes.io/ingress.class: traefik</w:t>
             </w:r>
             <w:r/>
           </w:p>
@@ -6631,9 +6739,7 @@
               <w:rPr/>
             </w:pPr>
             <w:r>
-              <w:rPr>
-                <w:highlight w:val="none"/>
-              </w:rPr>
+              <w:t xml:space="preserve">    traefik.ingress.kubernetes.io/service.serversscheme: http</w:t>
             </w:r>
             <w:r/>
           </w:p>
@@ -6645,9 +6751,30 @@
               <w:rPr/>
             </w:pPr>
             <w:r>
-              <w:rPr>
-                <w:highlight w:val="none"/>
-              </w:rPr>
+              <w:t xml:space="preserve">    # 【完美修正】精確指定 CRD 供應商後綴，讓 Traefik 100% 成功加載</w:t>
+            </w:r>
+            <w:r/>
+          </w:p>
+          <w:p>
+            <w:pPr>
+              <w:pBdr/>
+              <w:spacing/>
+              <w:ind/>
+              <w:rPr/>
+            </w:pPr>
+            <w:r>
+              <w:t xml:space="preserve">    traefik.ingress.kubernetes.io/router.middlewares: qifu4-qifu4-cors-middleware@kubernetescrd</w:t>
+            </w:r>
+            <w:r/>
+          </w:p>
+          <w:p>
+            <w:pPr>
+              <w:pBdr/>
+              <w:spacing/>
+              <w:ind/>
+              <w:rPr/>
+            </w:pPr>
+            <w:r>
               <w:t xml:space="preserve">spec:</w:t>
             </w:r>
             <w:r/>
@@ -6660,9 +6787,6 @@
               <w:rPr/>
             </w:pPr>
             <w:r>
-              <w:rPr>
-                <w:highlight w:val="none"/>
-              </w:rPr>
               <w:t xml:space="preserve">  ingressClassName: traefik</w:t>
             </w:r>
             <w:r/>
@@ -6675,23 +6799,6 @@
               <w:rPr/>
             </w:pPr>
             <w:r>
-              <w:rPr>
-                <w:highlight w:val="none"/>
-              </w:rPr>
-            </w:r>
-            <w:r/>
-          </w:p>
-          <w:p>
-            <w:pPr>
-              <w:pBdr/>
-              <w:spacing/>
-              <w:ind/>
-              <w:rPr/>
-            </w:pPr>
-            <w:r>
-              <w:rPr>
-                <w:highlight w:val="none"/>
-              </w:rPr>
               <w:t xml:space="preserve">  tls:</w:t>
             </w:r>
             <w:r/>
@@ -6704,9 +6811,6 @@
               <w:rPr/>
             </w:pPr>
             <w:r>
-              <w:rPr>
-                <w:highlight w:val="none"/>
-              </w:rPr>
               <w:t xml:space="preserve">  - secretName: qifu4-tls</w:t>
             </w:r>
             <w:r/>
@@ -6719,23 +6823,6 @@
               <w:rPr/>
             </w:pPr>
             <w:r>
-              <w:rPr>
-                <w:highlight w:val="none"/>
-              </w:rPr>
-            </w:r>
-            <w:r/>
-          </w:p>
-          <w:p>
-            <w:pPr>
-              <w:pBdr/>
-              <w:spacing/>
-              <w:ind/>
-              <w:rPr/>
-            </w:pPr>
-            <w:r>
-              <w:rPr>
-                <w:highlight w:val="none"/>
-              </w:rPr>
               <w:t xml:space="preserve">  rules:</w:t>
             </w:r>
             <w:r/>
@@ -6748,10 +6835,7 @@
               <w:rPr/>
             </w:pPr>
             <w:r>
-              <w:rPr>
-                <w:highlight w:val="none"/>
-              </w:rPr>
-              <w:t xml:space="preserve">  - host: 192.168.10.200</w:t>
+              <w:t xml:space="preserve">  - http:</w:t>
             </w:r>
             <w:r/>
           </w:p>
@@ -6763,38 +6847,6 @@
               <w:rPr/>
             </w:pPr>
             <w:r>
-              <w:rPr>
-                <w:highlight w:val="none"/>
-              </w:rPr>
-            </w:r>
-            <w:r/>
-          </w:p>
-          <w:p>
-            <w:pPr>
-              <w:pBdr/>
-              <w:spacing/>
-              <w:ind/>
-              <w:rPr/>
-            </w:pPr>
-            <w:r>
-              <w:rPr>
-                <w:highlight w:val="none"/>
-              </w:rPr>
-              <w:t xml:space="preserve">    http:</w:t>
-            </w:r>
-            <w:r/>
-          </w:p>
-          <w:p>
-            <w:pPr>
-              <w:pBdr/>
-              <w:spacing/>
-              <w:ind/>
-              <w:rPr/>
-            </w:pPr>
-            <w:r>
-              <w:rPr>
-                <w:highlight w:val="none"/>
-              </w:rPr>
               <w:t xml:space="preserve">      paths:</w:t>
             </w:r>
             <w:r/>
@@ -6807,9 +6859,7 @@
               <w:rPr/>
             </w:pPr>
             <w:r>
-              <w:rPr>
-                <w:highlight w:val="none"/>
-              </w:rPr>
+              <w:t xml:space="preserve">      # 1. 後端路徑</w:t>
             </w:r>
             <w:r/>
           </w:p>
@@ -6821,54 +6871,6 @@
               <w:rPr/>
             </w:pPr>
             <w:r>
-              <w:rPr>
-                <w:highlight w:val="none"/>
-              </w:rPr>
-              <w:t xml:space="preserve">      #</w:t>
-            </w:r>
-            <w:r/>
-          </w:p>
-          <w:p>
-            <w:pPr>
-              <w:pBdr/>
-              <w:spacing/>
-              <w:ind/>
-              <w:rPr/>
-            </w:pPr>
-            <w:r>
-              <w:rPr>
-                <w:highlight w:val="none"/>
-              </w:rPr>
-              <w:t xml:space="preserve">      # backend API</w:t>
-            </w:r>
-            <w:r/>
-          </w:p>
-          <w:p>
-            <w:pPr>
-              <w:pBdr/>
-              <w:spacing/>
-              <w:ind/>
-              <w:rPr/>
-            </w:pPr>
-            <w:r>
-              <w:rPr>
-                <w:highlight w:val="none"/>
-              </w:rPr>
-              <w:t xml:space="preserve">      #</w:t>
-            </w:r>
-            <w:r/>
-          </w:p>
-          <w:p>
-            <w:pPr>
-              <w:pBdr/>
-              <w:spacing/>
-              <w:ind/>
-              <w:rPr/>
-            </w:pPr>
-            <w:r>
-              <w:rPr>
-                <w:highlight w:val="none"/>
-              </w:rPr>
               <w:t xml:space="preserve">      - path: /api</w:t>
             </w:r>
             <w:r/>
@@ -6881,9 +6883,6 @@
               <w:rPr/>
             </w:pPr>
             <w:r>
-              <w:rPr>
-                <w:highlight w:val="none"/>
-              </w:rPr>
               <w:t xml:space="preserve">        pathType: Prefix</w:t>
             </w:r>
             <w:r/>
@@ -6896,23 +6895,6 @@
               <w:rPr/>
             </w:pPr>
             <w:r>
-              <w:rPr>
-                <w:highlight w:val="none"/>
-              </w:rPr>
-            </w:r>
-            <w:r/>
-          </w:p>
-          <w:p>
-            <w:pPr>
-              <w:pBdr/>
-              <w:spacing/>
-              <w:ind/>
-              <w:rPr/>
-            </w:pPr>
-            <w:r>
-              <w:rPr>
-                <w:highlight w:val="none"/>
-              </w:rPr>
               <w:t xml:space="preserve">        backend:</w:t>
             </w:r>
             <w:r/>
@@ -6925,9 +6907,6 @@
               <w:rPr/>
             </w:pPr>
             <w:r>
-              <w:rPr>
-                <w:highlight w:val="none"/>
-              </w:rPr>
               <w:t xml:space="preserve">          service:</w:t>
             </w:r>
             <w:r/>
@@ -6940,9 +6919,6 @@
               <w:rPr/>
             </w:pPr>
             <w:r>
-              <w:rPr>
-                <w:highlight w:val="none"/>
-              </w:rPr>
               <w:t xml:space="preserve">            name: qifu4-backend-service</w:t>
             </w:r>
             <w:r/>
@@ -6955,23 +6931,6 @@
               <w:rPr/>
             </w:pPr>
             <w:r>
-              <w:rPr>
-                <w:highlight w:val="none"/>
-              </w:rPr>
-            </w:r>
-            <w:r/>
-          </w:p>
-          <w:p>
-            <w:pPr>
-              <w:pBdr/>
-              <w:spacing/>
-              <w:ind/>
-              <w:rPr/>
-            </w:pPr>
-            <w:r>
-              <w:rPr>
-                <w:highlight w:val="none"/>
-              </w:rPr>
               <w:t xml:space="preserve">            port:</w:t>
             </w:r>
             <w:r/>
@@ -6984,9 +6943,6 @@
               <w:rPr/>
             </w:pPr>
             <w:r>
-              <w:rPr>
-                <w:highlight w:val="none"/>
-              </w:rPr>
               <w:t xml:space="preserve">              number: 8088</w:t>
             </w:r>
             <w:r/>
@@ -6999,9 +6955,7 @@
               <w:rPr/>
             </w:pPr>
             <w:r>
-              <w:rPr>
-                <w:highlight w:val="none"/>
-              </w:rPr>
+              <w:t xml:space="preserve">      - path: /commonOpenJasperReport</w:t>
             </w:r>
             <w:r/>
           </w:p>
@@ -7013,10 +6967,7 @@
               <w:rPr/>
             </w:pPr>
             <w:r>
-              <w:rPr>
-                <w:highlight w:val="none"/>
-              </w:rPr>
-              <w:t xml:space="preserve">      #</w:t>
+              <w:t xml:space="preserve">        pathType: Prefix</w:t>
             </w:r>
             <w:r/>
           </w:p>
@@ -7028,10 +6979,7 @@
               <w:rPr/>
             </w:pPr>
             <w:r>
-              <w:rPr>
-                <w:highlight w:val="none"/>
-              </w:rPr>
-              <w:t xml:space="preserve">      # frontend</w:t>
+              <w:t xml:space="preserve">        backend:</w:t>
             </w:r>
             <w:r/>
           </w:p>
@@ -7043,10 +6991,7 @@
               <w:rPr/>
             </w:pPr>
             <w:r>
-              <w:rPr>
-                <w:highlight w:val="none"/>
-              </w:rPr>
-              <w:t xml:space="preserve">      #</w:t>
+              <w:t xml:space="preserve">          service:</w:t>
             </w:r>
             <w:r/>
           </w:p>
@@ -7058,9 +7003,318 @@
               <w:rPr/>
             </w:pPr>
             <w:r>
-              <w:rPr>
-                <w:highlight w:val="none"/>
-              </w:rPr>
+              <w:t xml:space="preserve">            name: qifu4-backend-service</w:t>
+            </w:r>
+            <w:r/>
+          </w:p>
+          <w:p>
+            <w:pPr>
+              <w:pBdr/>
+              <w:spacing/>
+              <w:ind/>
+              <w:rPr/>
+            </w:pPr>
+            <w:r>
+              <w:t xml:space="preserve">            port:</w:t>
+            </w:r>
+            <w:r/>
+          </w:p>
+          <w:p>
+            <w:pPr>
+              <w:pBdr/>
+              <w:spacing/>
+              <w:ind/>
+              <w:rPr/>
+            </w:pPr>
+            <w:r>
+              <w:t xml:space="preserve">              number: 8088      </w:t>
+            </w:r>
+            <w:r/>
+          </w:p>
+          <w:p>
+            <w:pPr>
+              <w:pBdr/>
+              <w:spacing/>
+              <w:ind/>
+              <w:rPr/>
+            </w:pPr>
+            <w:r>
+              <w:t xml:space="preserve">      - path: /loginPage</w:t>
+            </w:r>
+            <w:r/>
+          </w:p>
+          <w:p>
+            <w:pPr>
+              <w:pBdr/>
+              <w:spacing/>
+              <w:ind/>
+              <w:rPr/>
+            </w:pPr>
+            <w:r>
+              <w:t xml:space="preserve">        pathType: Prefix</w:t>
+            </w:r>
+            <w:r/>
+          </w:p>
+          <w:p>
+            <w:pPr>
+              <w:pBdr/>
+              <w:spacing/>
+              <w:ind/>
+              <w:rPr/>
+            </w:pPr>
+            <w:r>
+              <w:t xml:space="preserve">        backend:</w:t>
+            </w:r>
+            <w:r/>
+          </w:p>
+          <w:p>
+            <w:pPr>
+              <w:pBdr/>
+              <w:spacing/>
+              <w:ind/>
+              <w:rPr/>
+            </w:pPr>
+            <w:r>
+              <w:t xml:space="preserve">          service:</w:t>
+            </w:r>
+            <w:r/>
+          </w:p>
+          <w:p>
+            <w:pPr>
+              <w:pBdr/>
+              <w:spacing/>
+              <w:ind/>
+              <w:rPr/>
+            </w:pPr>
+            <w:r>
+              <w:t xml:space="preserve">            name: qifu4-backend-service</w:t>
+            </w:r>
+            <w:r/>
+          </w:p>
+          <w:p>
+            <w:pPr>
+              <w:pBdr/>
+              <w:spacing/>
+              <w:ind/>
+              <w:rPr/>
+            </w:pPr>
+            <w:r>
+              <w:t xml:space="preserve">            port:</w:t>
+            </w:r>
+            <w:r/>
+          </w:p>
+          <w:p>
+            <w:pPr>
+              <w:pBdr/>
+              <w:spacing/>
+              <w:ind/>
+              <w:rPr/>
+            </w:pPr>
+            <w:r>
+              <w:t xml:space="preserve">              number: 8088              </w:t>
+            </w:r>
+            <w:r/>
+          </w:p>
+          <w:p>
+            <w:pPr>
+              <w:pBdr/>
+              <w:spacing/>
+              <w:ind/>
+              <w:rPr/>
+            </w:pPr>
+            <w:r>
+              <w:t xml:space="preserve">      - path: /loginAgainPage</w:t>
+            </w:r>
+            <w:r/>
+          </w:p>
+          <w:p>
+            <w:pPr>
+              <w:pBdr/>
+              <w:spacing/>
+              <w:ind/>
+              <w:rPr/>
+            </w:pPr>
+            <w:r>
+              <w:t xml:space="preserve">        pathType: Prefix</w:t>
+            </w:r>
+            <w:r/>
+          </w:p>
+          <w:p>
+            <w:pPr>
+              <w:pBdr/>
+              <w:spacing/>
+              <w:ind/>
+              <w:rPr/>
+            </w:pPr>
+            <w:r>
+              <w:t xml:space="preserve">        backend:</w:t>
+            </w:r>
+            <w:r/>
+          </w:p>
+          <w:p>
+            <w:pPr>
+              <w:pBdr/>
+              <w:spacing/>
+              <w:ind/>
+              <w:rPr/>
+            </w:pPr>
+            <w:r>
+              <w:t xml:space="preserve">          service:</w:t>
+            </w:r>
+            <w:r/>
+          </w:p>
+          <w:p>
+            <w:pPr>
+              <w:pBdr/>
+              <w:spacing/>
+              <w:ind/>
+              <w:rPr/>
+            </w:pPr>
+            <w:r>
+              <w:t xml:space="preserve">            name: qifu4-backend-service</w:t>
+            </w:r>
+            <w:r/>
+          </w:p>
+          <w:p>
+            <w:pPr>
+              <w:pBdr/>
+              <w:spacing/>
+              <w:ind/>
+              <w:rPr/>
+            </w:pPr>
+            <w:r>
+              <w:t xml:space="preserve">            port:</w:t>
+            </w:r>
+            <w:r/>
+          </w:p>
+          <w:p>
+            <w:pPr>
+              <w:pBdr/>
+              <w:spacing/>
+              <w:ind/>
+              <w:rPr/>
+            </w:pPr>
+            <w:r>
+              <w:t xml:space="preserve">              number: 8088         </w:t>
+            </w:r>
+            <w:r/>
+          </w:p>
+          <w:p>
+            <w:pPr>
+              <w:pBdr/>
+              <w:spacing/>
+              <w:ind/>
+              <w:rPr/>
+            </w:pPr>
+            <w:r>
+              <w:t xml:space="preserve">      - path: /noAuthPage</w:t>
+            </w:r>
+            <w:r/>
+          </w:p>
+          <w:p>
+            <w:pPr>
+              <w:pBdr/>
+              <w:spacing/>
+              <w:ind/>
+              <w:rPr/>
+            </w:pPr>
+            <w:r>
+              <w:t xml:space="preserve">        pathType: Prefix</w:t>
+            </w:r>
+            <w:r/>
+          </w:p>
+          <w:p>
+            <w:pPr>
+              <w:pBdr/>
+              <w:spacing/>
+              <w:ind/>
+              <w:rPr/>
+            </w:pPr>
+            <w:r>
+              <w:t xml:space="preserve">        backend:</w:t>
+            </w:r>
+            <w:r/>
+          </w:p>
+          <w:p>
+            <w:pPr>
+              <w:pBdr/>
+              <w:spacing/>
+              <w:ind/>
+              <w:rPr/>
+            </w:pPr>
+            <w:r>
+              <w:t xml:space="preserve">          service:</w:t>
+            </w:r>
+            <w:r/>
+          </w:p>
+          <w:p>
+            <w:pPr>
+              <w:pBdr/>
+              <w:spacing/>
+              <w:ind/>
+              <w:rPr/>
+            </w:pPr>
+            <w:r>
+              <w:t xml:space="preserve">            name: qifu4-backend-service</w:t>
+            </w:r>
+            <w:r/>
+          </w:p>
+          <w:p>
+            <w:pPr>
+              <w:pBdr/>
+              <w:spacing/>
+              <w:ind/>
+              <w:rPr/>
+            </w:pPr>
+            <w:r>
+              <w:t xml:space="preserve">            port:</w:t>
+            </w:r>
+            <w:r/>
+          </w:p>
+          <w:p>
+            <w:pPr>
+              <w:pBdr/>
+              <w:spacing/>
+              <w:ind/>
+              <w:rPr/>
+            </w:pPr>
+            <w:r>
+              <w:t xml:space="preserve">              number: 8088</w:t>
+            </w:r>
+            <w:r/>
+          </w:p>
+          <w:p>
+            <w:pPr>
+              <w:pBdr/>
+              <w:spacing/>
+              <w:ind/>
+              <w:rPr/>
+            </w:pPr>
+            <w:r>
+              <w:t xml:space="preserve">              </w:t>
+            </w:r>
+            <w:r/>
+          </w:p>
+          <w:p>
+            <w:pPr>
+              <w:pBdr/>
+              <w:spacing/>
+              <w:ind/>
+              <w:rPr/>
+            </w:pPr>
+            <w:r>
+              <w:t xml:space="preserve">      # 2. 前端墊底路徑</w:t>
+            </w:r>
+            <w:r/>
+          </w:p>
+          <w:p>
+            <w:pPr>
+              <w:pBdr/>
+              <w:spacing/>
+              <w:ind/>
+              <w:rPr/>
+            </w:pPr>
+            <w:r>
               <w:t xml:space="preserve">      - path: /</w:t>
             </w:r>
             <w:r/>
@@ -7073,9 +7327,6 @@
               <w:rPr/>
             </w:pPr>
             <w:r>
-              <w:rPr>
-                <w:highlight w:val="none"/>
-              </w:rPr>
               <w:t xml:space="preserve">        pathType: Prefix</w:t>
             </w:r>
             <w:r/>
@@ -7088,23 +7339,6 @@
               <w:rPr/>
             </w:pPr>
             <w:r>
-              <w:rPr>
-                <w:highlight w:val="none"/>
-              </w:rPr>
-            </w:r>
-            <w:r/>
-          </w:p>
-          <w:p>
-            <w:pPr>
-              <w:pBdr/>
-              <w:spacing/>
-              <w:ind/>
-              <w:rPr/>
-            </w:pPr>
-            <w:r>
-              <w:rPr>
-                <w:highlight w:val="none"/>
-              </w:rPr>
               <w:t xml:space="preserve">        backend:</w:t>
             </w:r>
             <w:r/>
@@ -7117,9 +7351,6 @@
               <w:rPr/>
             </w:pPr>
             <w:r>
-              <w:rPr>
-                <w:highlight w:val="none"/>
-              </w:rPr>
               <w:t xml:space="preserve">          service:</w:t>
             </w:r>
             <w:r/>
@@ -7132,9 +7363,6 @@
               <w:rPr/>
             </w:pPr>
             <w:r>
-              <w:rPr>
-                <w:highlight w:val="none"/>
-              </w:rPr>
               <w:t xml:space="preserve">            name: qifu4-frontend-service</w:t>
             </w:r>
             <w:r/>
@@ -7147,9 +7375,7 @@
               <w:rPr/>
             </w:pPr>
             <w:r>
-              <w:rPr>
-                <w:highlight w:val="none"/>
-              </w:rPr>
+              <w:t xml:space="preserve">            port:</w:t>
             </w:r>
             <w:r/>
           </w:p>
@@ -7161,38 +7387,11 @@
               <w:rPr/>
             </w:pPr>
             <w:r>
-              <w:rPr>
-                <w:highlight w:val="none"/>
-              </w:rPr>
-              <w:t xml:space="preserve">            port:</w:t>
+              <w:t xml:space="preserve">              number: 8077</w:t>
             </w:r>
             <w:r/>
-          </w:p>
-          <w:p>
-            <w:pPr>
-              <w:pBdr/>
-              <w:spacing/>
-              <w:ind/>
-              <w:rPr>
-                <w:highlight w:val="none"/>
-              </w:rPr>
-            </w:pPr>
-            <w:r>
-              <w:rPr>
-                <w:highlight w:val="none"/>
-              </w:rPr>
-              <w:t xml:space="preserve">              number: 8077</w:t>
-            </w:r>
-            <w:r>
-              <w:rPr>
-                <w:highlight w:val="none"/>
-              </w:rPr>
-            </w:r>
-            <w:r>
-              <w:rPr>
-                <w:highlight w:val="none"/>
-              </w:rPr>
-            </w:r>
+            <w:r/>
+            <w:r/>
           </w:p>
         </w:tc>
       </w:tr>
@@ -7363,12 +7562,42 @@
               <w:ind/>
               <w:rPr/>
             </w:pPr>
+            <w:r/>
+            <w:r/>
+            <w:r/>
+          </w:p>
+          <w:p>
+            <w:pPr>
+              <w:pBdr/>
+              <w:spacing/>
+              <w:ind/>
+              <w:rPr>
+                <w:highlight w:val="none"/>
+              </w:rPr>
+            </w:pPr>
+            <w:r>
+              <w:rPr>
+                <w:highlight w:val="none"/>
+              </w:rPr>
+              <w:t xml:space="preserve">kubectl apply -f </w:t>
+            </w:r>
+            <w:r>
+              <w:rPr>
+                <w:highlight w:val="none"/>
+              </w:rPr>
+              <w:t xml:space="preserve">cors-middleware.yaml</w:t>
+            </w:r>
             <w:r>
               <w:rPr>
                 <w:highlight w:val="none"/>
               </w:rPr>
             </w:r>
             <w:r/>
+            <w:r>
+              <w:rPr>
+                <w:highlight w:val="none"/>
+              </w:rPr>
+            </w:r>
           </w:p>
           <w:p>
             <w:pPr>
